--- a/courseware/LG-TGS-2026065050-Generative AI for Finance and Fintech-Learner-Guide-v5.0.docx
+++ b/courseware/LG-TGS-2026065050-Generative AI for Finance and Fintech-Learner-Guide-v5.0.docx
@@ -12783,7 +12783,7 @@
               <w:br/>
             </w:r>
             <w:r>
-              <w:t>All ten labs use one synthetic organisation. Learners progress from use-case selection to Excel analysis, agent design, UAT, fraud/security and an economically governed roadmap.</w:t>
+              <w:t>All twelve labs use one synthetic organisation. Learners progress from use-case selection to Excel analysis, agent design, UAT, fraud/security and an economically governed roadmap.</w:t>
             </w:r>
           </w:p>
         </w:tc>

--- a/courseware/LG-TGS-2026065050-Generative AI for Finance and Fintech-Learner-Guide-v5.0.docx
+++ b/courseware/LG-TGS-2026065050-Generative AI for Finance and Fintech-Learner-Guide-v5.0.docx
@@ -18425,6 +18425,14 @@
         <w:pStyle w:val="ListBullet"/>
       </w:pPr>
       <w:r>
+        <w:t>Upload the Word versions. Copilot Studio will not index Markdown, so a .md-only library grounds an agent on nothing.</w:t>
+      </w:r>
+    </w:p>
+    <w:p>
+      <w:pPr>
+        <w:pStyle w:val="ListBullet"/>
+      </w:pPr>
+      <w:r>
         <w:t>Check each document carries its ID, effective date and owner. A policy without an effective date cannot be cited safely.</w:t>
       </w:r>
     </w:p>
@@ -19395,6 +19403,22 @@
       </w:pPr>
       <w:r>
         <w:t>Paste the URL with spaces percent-encoded as %20. With raw spaces the Add button stays disabled and it is not obvious why.</w:t>
+      </w:r>
+    </w:p>
+    <w:p>
+      <w:pPr>
+        <w:pStyle w:val="ListBullet"/>
+      </w:pPr>
+      <w:r>
+        <w:t>Point at the Word versions of the policies. Copilot Studio does not index Markdown files: the source shows Status Ready, and every search returns nothing.</w:t>
+      </w:r>
+    </w:p>
+    <w:p>
+      <w:pPr>
+        <w:pStyle w:val="ListBullet"/>
+      </w:pPr>
+      <w:r>
+        <w:t>Microsoft 365 Copilot agents do index Markdown, which is why the same documents can work in one surface and not the other.</w:t>
       </w:r>
     </w:p>
     <w:tbl>

--- a/courseware/LG-TGS-2026065050-Generative AI for Finance and Fintech-Learner-Guide-v5.0.docx
+++ b/courseware/LG-TGS-2026065050-Generative AI for Finance and Fintech-Learner-Guide-v5.0.docx
@@ -12797,6 +12797,19 @@
         <w:t>Lab 1: Compare Generative, Agentic and Agent AI for Finance</w:t>
       </w:r>
     </w:p>
+    <w:p>
+      <w:pPr>
+        <w:pStyle w:val="Heading3"/>
+      </w:pPr>
+      <w:r>
+        <w:t>Goal</w:t>
+      </w:r>
+    </w:p>
+    <w:p>
+      <w:r>
+        <w:t>Classify finance and fintech use cases by AI type and match each to the control it needs.</w:t>
+      </w:r>
+    </w:p>
     <w:tbl>
       <w:tblPr>
         <w:tblW w:type="auto" w:w="0"/>
@@ -13001,7 +13014,7 @@
           </w:tcPr>
           <w:p>
             <w:r>
-              <w:t>Objective</w:t>
+              <w:t>Output</w:t>
             </w:r>
           </w:p>
         </w:tc>
@@ -13009,48 +13022,6 @@
           <w:tcPr>
             <w:tcW w:type="dxa" w:w="4917"/>
             <w:shd w:fill="F7FAFC"/>
-            <w:tcBorders>
-              <w:top w:val="single" w:sz="5" w:color="D9E2EC"/>
-              <w:left w:val="single" w:sz="5" w:color="D9E2EC"/>
-              <w:bottom w:val="single" w:sz="5" w:color="D9E2EC"/>
-              <w:right w:val="single" w:sz="5" w:color="D9E2EC"/>
-              <w:insideH w:val="single" w:sz="5" w:color="D9E2EC"/>
-              <w:insideV w:val="single" w:sz="5" w:color="D9E2EC"/>
-            </w:tcBorders>
-            <w:vAlign w:val="top"/>
-          </w:tcPr>
-          <w:p>
-            <w:r>
-              <w:t>Classify finance and fintech use cases by AI type and match each to the control it needs.</w:t>
-            </w:r>
-          </w:p>
-        </w:tc>
-      </w:tr>
-      <w:tr>
-        <w:tc>
-          <w:tcPr>
-            <w:tcW w:type="dxa" w:w="4917"/>
-            <w:shd w:fill="FFFFFF"/>
-            <w:tcBorders>
-              <w:top w:val="single" w:sz="5" w:color="D9E2EC"/>
-              <w:left w:val="single" w:sz="5" w:color="D9E2EC"/>
-              <w:bottom w:val="single" w:sz="5" w:color="D9E2EC"/>
-              <w:right w:val="single" w:sz="5" w:color="D9E2EC"/>
-              <w:insideH w:val="single" w:sz="5" w:color="D9E2EC"/>
-              <w:insideV w:val="single" w:sz="5" w:color="D9E2EC"/>
-            </w:tcBorders>
-            <w:vAlign w:val="top"/>
-          </w:tcPr>
-          <w:p>
-            <w:r>
-              <w:t>Output</w:t>
-            </w:r>
-          </w:p>
-        </w:tc>
-        <w:tc>
-          <w:tcPr>
-            <w:tcW w:type="dxa" w:w="4917"/>
-            <w:shd w:fill="FFFFFF"/>
             <w:tcBorders>
               <w:top w:val="single" w:sz="5" w:color="D9E2EC"/>
               <w:left w:val="single" w:sz="5" w:color="D9E2EC"/>
@@ -13540,6 +13511,45 @@
         <w:t>Every use case has a type, a justification, a highest-impact action, a named control and an accountable owner; the three selected are justified on control readiness.</w:t>
       </w:r>
     </w:p>
+    <w:tbl>
+      <w:tblPr>
+        <w:tblW w:type="auto" w:w="0"/>
+        <w:jc w:val="center"/>
+        <w:tblLook w:firstColumn="1" w:firstRow="1" w:lastColumn="0" w:lastRow="0" w:noHBand="0" w:noVBand="1" w:val="04A0"/>
+      </w:tblPr>
+      <w:tblGrid>
+        <w:gridCol w:w="9835"/>
+      </w:tblGrid>
+      <w:tr>
+        <w:tc>
+          <w:tcPr>
+            <w:tcW w:type="dxa" w:w="9835"/>
+            <w:shd w:fill="EAF7EE"/>
+            <w:tcBorders>
+              <w:top w:val="single" w:sz="5" w:color="00A6A6"/>
+              <w:left w:val="single" w:sz="5" w:color="00A6A6"/>
+              <w:bottom w:val="single" w:sz="5" w:color="00A6A6"/>
+              <w:right w:val="single" w:sz="5" w:color="00A6A6"/>
+              <w:insideH w:val="single" w:sz="5" w:color="00A6A6"/>
+              <w:insideV w:val="single" w:sz="5" w:color="00A6A6"/>
+            </w:tcBorders>
+          </w:tcPr>
+          <w:p>
+            <w:r>
+              <w:rPr>
+                <w:b/>
+                <w:color w:val="123A63"/>
+              </w:rPr>
+              <w:t>Test it</w:t>
+              <w:br/>
+            </w:r>
+            <w:r>
+              <w:t>Prove the lab worked before you move on: Every use case has a type, a justification, a highest-impact action, a named control and an accountable owner; the three selected are justified on control readiness. If any part of that is not true, the lab is not finished, whatever the screen shows.</w:t>
+            </w:r>
+          </w:p>
+        </w:tc>
+      </w:tr>
+    </w:tbl>
     <w:p>
       <w:pPr>
         <w:pStyle w:val="Heading3"/>
@@ -13583,6 +13593,19 @@
       </w:pPr>
       <w:r>
         <w:t>Lab 2: Draft a Financial Report with Copilot in Word</w:t>
+      </w:r>
+    </w:p>
+    <w:p>
+      <w:pPr>
+        <w:pStyle w:val="Heading3"/>
+      </w:pPr>
+      <w:r>
+        <w:t>Goal</w:t>
+      </w:r>
+    </w:p>
+    <w:p>
+      <w:r>
+        <w:t>Use Copilot in Word to draft a management report from approved figures and verify every number.</w:t>
       </w:r>
     </w:p>
     <w:tbl>
@@ -13789,7 +13812,7 @@
           </w:tcPr>
           <w:p>
             <w:r>
-              <w:t>Objective</w:t>
+              <w:t>Output</w:t>
             </w:r>
           </w:p>
         </w:tc>
@@ -13797,48 +13820,6 @@
           <w:tcPr>
             <w:tcW w:type="dxa" w:w="4917"/>
             <w:shd w:fill="F7FAFC"/>
-            <w:tcBorders>
-              <w:top w:val="single" w:sz="5" w:color="D9E2EC"/>
-              <w:left w:val="single" w:sz="5" w:color="D9E2EC"/>
-              <w:bottom w:val="single" w:sz="5" w:color="D9E2EC"/>
-              <w:right w:val="single" w:sz="5" w:color="D9E2EC"/>
-              <w:insideH w:val="single" w:sz="5" w:color="D9E2EC"/>
-              <w:insideV w:val="single" w:sz="5" w:color="D9E2EC"/>
-            </w:tcBorders>
-            <w:vAlign w:val="top"/>
-          </w:tcPr>
-          <w:p>
-            <w:r>
-              <w:t>Use Copilot in Word to draft a management report from approved figures and verify every number.</w:t>
-            </w:r>
-          </w:p>
-        </w:tc>
-      </w:tr>
-      <w:tr>
-        <w:tc>
-          <w:tcPr>
-            <w:tcW w:type="dxa" w:w="4917"/>
-            <w:shd w:fill="FFFFFF"/>
-            <w:tcBorders>
-              <w:top w:val="single" w:sz="5" w:color="D9E2EC"/>
-              <w:left w:val="single" w:sz="5" w:color="D9E2EC"/>
-              <w:bottom w:val="single" w:sz="5" w:color="D9E2EC"/>
-              <w:right w:val="single" w:sz="5" w:color="D9E2EC"/>
-              <w:insideH w:val="single" w:sz="5" w:color="D9E2EC"/>
-              <w:insideV w:val="single" w:sz="5" w:color="D9E2EC"/>
-            </w:tcBorders>
-            <w:vAlign w:val="top"/>
-          </w:tcPr>
-          <w:p>
-            <w:r>
-              <w:t>Output</w:t>
-            </w:r>
-          </w:p>
-        </w:tc>
-        <w:tc>
-          <w:tcPr>
-            <w:tcW w:type="dxa" w:w="4917"/>
-            <w:shd w:fill="FFFFFF"/>
             <w:tcBorders>
               <w:top w:val="single" w:sz="5" w:color="D9E2EC"/>
               <w:left w:val="single" w:sz="5" w:color="D9E2EC"/>
@@ -14399,6 +14380,45 @@
         <w:t>Every figure in the report matches the source workbook exactly; causal claims are evidenced or labelled as hypotheses; the report names its period and as-at date.</w:t>
       </w:r>
     </w:p>
+    <w:tbl>
+      <w:tblPr>
+        <w:tblW w:type="auto" w:w="0"/>
+        <w:jc w:val="center"/>
+        <w:tblLook w:firstColumn="1" w:firstRow="1" w:lastColumn="0" w:lastRow="0" w:noHBand="0" w:noVBand="1" w:val="04A0"/>
+      </w:tblPr>
+      <w:tblGrid>
+        <w:gridCol w:w="9835"/>
+      </w:tblGrid>
+      <w:tr>
+        <w:tc>
+          <w:tcPr>
+            <w:tcW w:type="dxa" w:w="9835"/>
+            <w:shd w:fill="EAF7EE"/>
+            <w:tcBorders>
+              <w:top w:val="single" w:sz="5" w:color="00A6A6"/>
+              <w:left w:val="single" w:sz="5" w:color="00A6A6"/>
+              <w:bottom w:val="single" w:sz="5" w:color="00A6A6"/>
+              <w:right w:val="single" w:sz="5" w:color="00A6A6"/>
+              <w:insideH w:val="single" w:sz="5" w:color="00A6A6"/>
+              <w:insideV w:val="single" w:sz="5" w:color="00A6A6"/>
+            </w:tcBorders>
+          </w:tcPr>
+          <w:p>
+            <w:r>
+              <w:rPr>
+                <w:b/>
+                <w:color w:val="123A63"/>
+              </w:rPr>
+              <w:t>Test it</w:t>
+              <w:br/>
+            </w:r>
+            <w:r>
+              <w:t>Prove the lab worked before you move on: Every figure in the report matches the source workbook exactly; causal claims are evidenced or labelled as hypotheses; the report names its period and as-at date. If any part of that is not true, the lab is not finished, whatever the screen shows.</w:t>
+            </w:r>
+          </w:p>
+        </w:tc>
+      </w:tr>
+    </w:tbl>
     <w:p>
       <w:pPr>
         <w:pStyle w:val="Heading3"/>
@@ -14442,6 +14462,19 @@
       </w:pPr>
       <w:r>
         <w:t>Lab 3: Build a Financial Presentation and an M365 Finance Agent</w:t>
+      </w:r>
+    </w:p>
+    <w:p>
+      <w:pPr>
+        <w:pStyle w:val="Heading3"/>
+      </w:pPr>
+      <w:r>
+        <w:t>Goal</w:t>
+      </w:r>
+    </w:p>
+    <w:p>
+      <w:r>
+        <w:t>Generate a board deck from the approved report, then build a no-code M365 agent grounded on the finance site.</w:t>
       </w:r>
     </w:p>
     <w:tbl>
@@ -14648,7 +14681,7 @@
           </w:tcPr>
           <w:p>
             <w:r>
-              <w:t>Objective</w:t>
+              <w:t>Output</w:t>
             </w:r>
           </w:p>
         </w:tc>
@@ -14668,54 +14701,57 @@
           </w:tcPr>
           <w:p>
             <w:r>
-              <w:t>Generate a board deck from the approved report, then build a no-code M365 agent grounded on the finance site.</w:t>
-            </w:r>
-          </w:p>
-        </w:tc>
-      </w:tr>
-      <w:tr>
-        <w:tc>
-          <w:tcPr>
-            <w:tcW w:type="dxa" w:w="4917"/>
-            <w:shd w:fill="FFFFFF"/>
-            <w:tcBorders>
-              <w:top w:val="single" w:sz="5" w:color="D9E2EC"/>
-              <w:left w:val="single" w:sz="5" w:color="D9E2EC"/>
-              <w:bottom w:val="single" w:sz="5" w:color="D9E2EC"/>
-              <w:right w:val="single" w:sz="5" w:color="D9E2EC"/>
-              <w:insideH w:val="single" w:sz="5" w:color="D9E2EC"/>
-              <w:insideV w:val="single" w:sz="5" w:color="D9E2EC"/>
-            </w:tcBorders>
-            <w:vAlign w:val="top"/>
-          </w:tcPr>
-          <w:p>
-            <w:r>
-              <w:t>Output</w:t>
-            </w:r>
-          </w:p>
-        </w:tc>
-        <w:tc>
-          <w:tcPr>
-            <w:tcW w:type="dxa" w:w="4917"/>
-            <w:shd w:fill="FFFFFF"/>
-            <w:tcBorders>
-              <w:top w:val="single" w:sz="5" w:color="D9E2EC"/>
-              <w:left w:val="single" w:sz="5" w:color="D9E2EC"/>
-              <w:bottom w:val="single" w:sz="5" w:color="D9E2EC"/>
-              <w:right w:val="single" w:sz="5" w:color="D9E2EC"/>
-              <w:insideH w:val="single" w:sz="5" w:color="D9E2EC"/>
-              <w:insideV w:val="single" w:sz="5" w:color="D9E2EC"/>
-            </w:tcBorders>
-            <w:vAlign w:val="top"/>
-          </w:tcPr>
-          <w:p>
-            <w:r>
               <w:t>A board deck generated from the approved report and a working M365 Copilot agent.</w:t>
             </w:r>
           </w:p>
         </w:tc>
       </w:tr>
     </w:tbl>
+    <w:p>
+      <w:r>
+        <w:drawing>
+          <wp:inline xmlns:a="http://schemas.openxmlformats.org/drawingml/2006/main" xmlns:pic="http://schemas.openxmlformats.org/drawingml/2006/picture">
+            <wp:extent cx="5486400" cy="3401568"/>
+            <wp:docPr id="1" name="Picture 1"/>
+            <wp:cNvGraphicFramePr>
+              <a:graphicFrameLocks noChangeAspect="1"/>
+            </wp:cNvGraphicFramePr>
+            <a:graphic>
+              <a:graphicData uri="http://schemas.openxmlformats.org/drawingml/2006/picture">
+                <pic:pic>
+                  <pic:nvPicPr>
+                    <pic:cNvPr id="0" name="sharepoint-finance-site.png"/>
+                    <pic:cNvPicPr/>
+                  </pic:nvPicPr>
+                  <pic:blipFill>
+                    <a:blip r:embed="rId25"/>
+                    <a:stretch>
+                      <a:fillRect/>
+                    </a:stretch>
+                  </pic:blipFill>
+                  <pic:spPr>
+                    <a:xfrm>
+                      <a:off x="0" y="0"/>
+                      <a:ext cx="5486400" cy="3401568"/>
+                    </a:xfrm>
+                    <a:prstGeom prst="rect"/>
+                  </pic:spPr>
+                </pic:pic>
+              </a:graphicData>
+            </a:graphic>
+          </wp:inline>
+        </w:drawing>
+      </w:r>
+    </w:p>
+    <w:p>
+      <w:r>
+        <w:rPr>
+          <w:i/>
+          <w:sz w:val="18"/>
+        </w:rPr>
+        <w:t>The Northstar Finance site your agent is grounded on.</w:t>
+      </w:r>
+    </w:p>
     <w:p>
       <w:pPr>
         <w:pStyle w:val="Heading3"/>
@@ -15329,6 +15365,45 @@
         <w:t>Repeated figures reconcile across workbook, report and deck; the agent cites a source document and its effective date, and refuses an out-of-scope question instead of guessing.</w:t>
       </w:r>
     </w:p>
+    <w:tbl>
+      <w:tblPr>
+        <w:tblW w:type="auto" w:w="0"/>
+        <w:jc w:val="center"/>
+        <w:tblLook w:firstColumn="1" w:firstRow="1" w:lastColumn="0" w:lastRow="0" w:noHBand="0" w:noVBand="1" w:val="04A0"/>
+      </w:tblPr>
+      <w:tblGrid>
+        <w:gridCol w:w="9835"/>
+      </w:tblGrid>
+      <w:tr>
+        <w:tc>
+          <w:tcPr>
+            <w:tcW w:type="dxa" w:w="9835"/>
+            <w:shd w:fill="EAF7EE"/>
+            <w:tcBorders>
+              <w:top w:val="single" w:sz="5" w:color="00A6A6"/>
+              <w:left w:val="single" w:sz="5" w:color="00A6A6"/>
+              <w:bottom w:val="single" w:sz="5" w:color="00A6A6"/>
+              <w:right w:val="single" w:sz="5" w:color="00A6A6"/>
+              <w:insideH w:val="single" w:sz="5" w:color="00A6A6"/>
+              <w:insideV w:val="single" w:sz="5" w:color="00A6A6"/>
+            </w:tcBorders>
+          </w:tcPr>
+          <w:p>
+            <w:r>
+              <w:rPr>
+                <w:b/>
+                <w:color w:val="123A63"/>
+              </w:rPr>
+              <w:t>Test it</w:t>
+              <w:br/>
+            </w:r>
+            <w:r>
+              <w:t>Prove the lab worked before you move on: Repeated figures reconcile across workbook, report and deck; the agent cites a source document and its effective date, and refuses an out-of-scope question instead of guessing. If any part of that is not true, the lab is not finished, whatever the screen shows.</w:t>
+            </w:r>
+          </w:p>
+        </w:tc>
+      </w:tr>
+    </w:tbl>
     <w:p>
       <w:pPr>
         <w:pStyle w:val="Heading3"/>
@@ -15372,6 +15447,19 @@
       </w:pPr>
       <w:r>
         <w:t>Lab 4: Prepare Finance Data for Copilot in Excel</w:t>
+      </w:r>
+    </w:p>
+    <w:p>
+      <w:pPr>
+        <w:pStyle w:val="Heading3"/>
+      </w:pPr>
+      <w:r>
+        <w:t>Goal</w:t>
+      </w:r>
+    </w:p>
+    <w:p>
+      <w:r>
+        <w:t>Convert a messy finance export into an analysis-ready Excel Table with reconciled control totals.</w:t>
       </w:r>
     </w:p>
     <w:tbl>
@@ -15578,7 +15666,7 @@
           </w:tcPr>
           <w:p>
             <w:r>
-              <w:t>Objective</w:t>
+              <w:t>Output</w:t>
             </w:r>
           </w:p>
         </w:tc>
@@ -15586,48 +15674,6 @@
           <w:tcPr>
             <w:tcW w:type="dxa" w:w="4917"/>
             <w:shd w:fill="F7FAFC"/>
-            <w:tcBorders>
-              <w:top w:val="single" w:sz="5" w:color="D9E2EC"/>
-              <w:left w:val="single" w:sz="5" w:color="D9E2EC"/>
-              <w:bottom w:val="single" w:sz="5" w:color="D9E2EC"/>
-              <w:right w:val="single" w:sz="5" w:color="D9E2EC"/>
-              <w:insideH w:val="single" w:sz="5" w:color="D9E2EC"/>
-              <w:insideV w:val="single" w:sz="5" w:color="D9E2EC"/>
-            </w:tcBorders>
-            <w:vAlign w:val="top"/>
-          </w:tcPr>
-          <w:p>
-            <w:r>
-              <w:t>Convert a messy finance export into an analysis-ready Excel Table with reconciled control totals.</w:t>
-            </w:r>
-          </w:p>
-        </w:tc>
-      </w:tr>
-      <w:tr>
-        <w:tc>
-          <w:tcPr>
-            <w:tcW w:type="dxa" w:w="4917"/>
-            <w:shd w:fill="FFFFFF"/>
-            <w:tcBorders>
-              <w:top w:val="single" w:sz="5" w:color="D9E2EC"/>
-              <w:left w:val="single" w:sz="5" w:color="D9E2EC"/>
-              <w:bottom w:val="single" w:sz="5" w:color="D9E2EC"/>
-              <w:right w:val="single" w:sz="5" w:color="D9E2EC"/>
-              <w:insideH w:val="single" w:sz="5" w:color="D9E2EC"/>
-              <w:insideV w:val="single" w:sz="5" w:color="D9E2EC"/>
-            </w:tcBorders>
-            <w:vAlign w:val="top"/>
-          </w:tcPr>
-          <w:p>
-            <w:r>
-              <w:t>Output</w:t>
-            </w:r>
-          </w:p>
-        </w:tc>
-        <w:tc>
-          <w:tcPr>
-            <w:tcW w:type="dxa" w:w="4917"/>
-            <w:shd w:fill="FFFFFF"/>
             <w:tcBorders>
               <w:top w:val="single" w:sz="5" w:color="D9E2EC"/>
               <w:left w:val="single" w:sz="5" w:color="D9E2EC"/>
@@ -16196,6 +16242,45 @@
         <w:t>Duplicate count is zero, required-field errors are zero, cleaned totals reconcile to the control figures, and the before-and-after Copilot answers are documented.</w:t>
       </w:r>
     </w:p>
+    <w:tbl>
+      <w:tblPr>
+        <w:tblW w:type="auto" w:w="0"/>
+        <w:jc w:val="center"/>
+        <w:tblLook w:firstColumn="1" w:firstRow="1" w:lastColumn="0" w:lastRow="0" w:noHBand="0" w:noVBand="1" w:val="04A0"/>
+      </w:tblPr>
+      <w:tblGrid>
+        <w:gridCol w:w="9835"/>
+      </w:tblGrid>
+      <w:tr>
+        <w:tc>
+          <w:tcPr>
+            <w:tcW w:type="dxa" w:w="9835"/>
+            <w:shd w:fill="EAF7EE"/>
+            <w:tcBorders>
+              <w:top w:val="single" w:sz="5" w:color="00A6A6"/>
+              <w:left w:val="single" w:sz="5" w:color="00A6A6"/>
+              <w:bottom w:val="single" w:sz="5" w:color="00A6A6"/>
+              <w:right w:val="single" w:sz="5" w:color="00A6A6"/>
+              <w:insideH w:val="single" w:sz="5" w:color="00A6A6"/>
+              <w:insideV w:val="single" w:sz="5" w:color="00A6A6"/>
+            </w:tcBorders>
+          </w:tcPr>
+          <w:p>
+            <w:r>
+              <w:rPr>
+                <w:b/>
+                <w:color w:val="123A63"/>
+              </w:rPr>
+              <w:t>Test it</w:t>
+              <w:br/>
+            </w:r>
+            <w:r>
+              <w:t>Prove the lab worked before you move on: Duplicate count is zero, required-field errors are zero, cleaned totals reconcile to the control figures, and the before-and-after Copilot answers are documented. If any part of that is not true, the lab is not finished, whatever the screen shows.</w:t>
+            </w:r>
+          </w:p>
+        </w:tc>
+      </w:tr>
+    </w:tbl>
     <w:p>
       <w:pPr>
         <w:pStyle w:val="Heading3"/>
@@ -16239,6 +16324,19 @@
       </w:pPr>
       <w:r>
         <w:t>Lab 5: Analyse Variances and Build a Dashboard with Copilot</w:t>
+      </w:r>
+    </w:p>
+    <w:p>
+      <w:pPr>
+        <w:pStyle w:val="Heading3"/>
+      </w:pPr>
+      <w:r>
+        <w:t>Goal</w:t>
+      </w:r>
+    </w:p>
+    <w:p>
+      <w:r>
+        <w:t>Use Copilot in Excel to analyse budget variances and build an auditable management dashboard.</w:t>
       </w:r>
     </w:p>
     <w:tbl>
@@ -16445,7 +16543,7 @@
           </w:tcPr>
           <w:p>
             <w:r>
-              <w:t>Objective</w:t>
+              <w:t>Output</w:t>
             </w:r>
           </w:p>
         </w:tc>
@@ -16453,48 +16551,6 @@
           <w:tcPr>
             <w:tcW w:type="dxa" w:w="4917"/>
             <w:shd w:fill="F7FAFC"/>
-            <w:tcBorders>
-              <w:top w:val="single" w:sz="5" w:color="D9E2EC"/>
-              <w:left w:val="single" w:sz="5" w:color="D9E2EC"/>
-              <w:bottom w:val="single" w:sz="5" w:color="D9E2EC"/>
-              <w:right w:val="single" w:sz="5" w:color="D9E2EC"/>
-              <w:insideH w:val="single" w:sz="5" w:color="D9E2EC"/>
-              <w:insideV w:val="single" w:sz="5" w:color="D9E2EC"/>
-            </w:tcBorders>
-            <w:vAlign w:val="top"/>
-          </w:tcPr>
-          <w:p>
-            <w:r>
-              <w:t>Use Copilot in Excel to analyse budget variances and build an auditable management dashboard.</w:t>
-            </w:r>
-          </w:p>
-        </w:tc>
-      </w:tr>
-      <w:tr>
-        <w:tc>
-          <w:tcPr>
-            <w:tcW w:type="dxa" w:w="4917"/>
-            <w:shd w:fill="FFFFFF"/>
-            <w:tcBorders>
-              <w:top w:val="single" w:sz="5" w:color="D9E2EC"/>
-              <w:left w:val="single" w:sz="5" w:color="D9E2EC"/>
-              <w:bottom w:val="single" w:sz="5" w:color="D9E2EC"/>
-              <w:right w:val="single" w:sz="5" w:color="D9E2EC"/>
-              <w:insideH w:val="single" w:sz="5" w:color="D9E2EC"/>
-              <w:insideV w:val="single" w:sz="5" w:color="D9E2EC"/>
-            </w:tcBorders>
-            <w:vAlign w:val="top"/>
-          </w:tcPr>
-          <w:p>
-            <w:r>
-              <w:t>Output</w:t>
-            </w:r>
-          </w:p>
-        </w:tc>
-        <w:tc>
-          <w:tcPr>
-            <w:tcW w:type="dxa" w:w="4917"/>
-            <w:shd w:fill="FFFFFF"/>
             <w:tcBorders>
               <w:top w:val="single" w:sz="5" w:color="D9E2EC"/>
               <w:left w:val="single" w:sz="5" w:color="D9E2EC"/>
@@ -17086,6 +17142,45 @@
         <w:t>All formula checks pass; total variance equals actual less budget; charts stay linked to source data; commentary separates evidenced fact from labelled hypothesis.</w:t>
       </w:r>
     </w:p>
+    <w:tbl>
+      <w:tblPr>
+        <w:tblW w:type="auto" w:w="0"/>
+        <w:jc w:val="center"/>
+        <w:tblLook w:firstColumn="1" w:firstRow="1" w:lastColumn="0" w:lastRow="0" w:noHBand="0" w:noVBand="1" w:val="04A0"/>
+      </w:tblPr>
+      <w:tblGrid>
+        <w:gridCol w:w="9835"/>
+      </w:tblGrid>
+      <w:tr>
+        <w:tc>
+          <w:tcPr>
+            <w:tcW w:type="dxa" w:w="9835"/>
+            <w:shd w:fill="EAF7EE"/>
+            <w:tcBorders>
+              <w:top w:val="single" w:sz="5" w:color="00A6A6"/>
+              <w:left w:val="single" w:sz="5" w:color="00A6A6"/>
+              <w:bottom w:val="single" w:sz="5" w:color="00A6A6"/>
+              <w:right w:val="single" w:sz="5" w:color="00A6A6"/>
+              <w:insideH w:val="single" w:sz="5" w:color="00A6A6"/>
+              <w:insideV w:val="single" w:sz="5" w:color="00A6A6"/>
+            </w:tcBorders>
+          </w:tcPr>
+          <w:p>
+            <w:r>
+              <w:rPr>
+                <w:b/>
+                <w:color w:val="123A63"/>
+              </w:rPr>
+              <w:t>Test it</w:t>
+              <w:br/>
+            </w:r>
+            <w:r>
+              <w:t>Prove the lab worked before you move on: All formula checks pass; total variance equals actual less budget; charts stay linked to source data; commentary separates evidenced fact from labelled hypothesis. If any part of that is not true, the lab is not finished, whatever the screen shows.</w:t>
+            </w:r>
+          </w:p>
+        </w:tc>
+      </w:tr>
+    </w:tbl>
     <w:p>
       <w:pPr>
         <w:pStyle w:val="Heading3"/>
@@ -17129,6 +17224,19 @@
       </w:pPr>
       <w:r>
         <w:t>Lab 6: Reconcile Accounts and Forecast with Copilot</w:t>
+      </w:r>
+    </w:p>
+    <w:p>
+      <w:pPr>
+        <w:pStyle w:val="Heading3"/>
+      </w:pPr>
+      <w:r>
+        <w:t>Goal</w:t>
+      </w:r>
+    </w:p>
+    <w:p>
+      <w:r>
+        <w:t>Apply deterministic matching rules and build a driver-based forecast with scenarios.</w:t>
       </w:r>
     </w:p>
     <w:tbl>
@@ -17335,7 +17443,7 @@
           </w:tcPr>
           <w:p>
             <w:r>
-              <w:t>Objective</w:t>
+              <w:t>Output</w:t>
             </w:r>
           </w:p>
         </w:tc>
@@ -17343,48 +17451,6 @@
           <w:tcPr>
             <w:tcW w:type="dxa" w:w="4917"/>
             <w:shd w:fill="F7FAFC"/>
-            <w:tcBorders>
-              <w:top w:val="single" w:sz="5" w:color="D9E2EC"/>
-              <w:left w:val="single" w:sz="5" w:color="D9E2EC"/>
-              <w:bottom w:val="single" w:sz="5" w:color="D9E2EC"/>
-              <w:right w:val="single" w:sz="5" w:color="D9E2EC"/>
-              <w:insideH w:val="single" w:sz="5" w:color="D9E2EC"/>
-              <w:insideV w:val="single" w:sz="5" w:color="D9E2EC"/>
-            </w:tcBorders>
-            <w:vAlign w:val="top"/>
-          </w:tcPr>
-          <w:p>
-            <w:r>
-              <w:t>Apply deterministic matching rules and build a driver-based forecast with scenarios.</w:t>
-            </w:r>
-          </w:p>
-        </w:tc>
-      </w:tr>
-      <w:tr>
-        <w:tc>
-          <w:tcPr>
-            <w:tcW w:type="dxa" w:w="4917"/>
-            <w:shd w:fill="FFFFFF"/>
-            <w:tcBorders>
-              <w:top w:val="single" w:sz="5" w:color="D9E2EC"/>
-              <w:left w:val="single" w:sz="5" w:color="D9E2EC"/>
-              <w:bottom w:val="single" w:sz="5" w:color="D9E2EC"/>
-              <w:right w:val="single" w:sz="5" w:color="D9E2EC"/>
-              <w:insideH w:val="single" w:sz="5" w:color="D9E2EC"/>
-              <w:insideV w:val="single" w:sz="5" w:color="D9E2EC"/>
-            </w:tcBorders>
-            <w:vAlign w:val="top"/>
-          </w:tcPr>
-          <w:p>
-            <w:r>
-              <w:t>Output</w:t>
-            </w:r>
-          </w:p>
-        </w:tc>
-        <w:tc>
-          <w:tcPr>
-            <w:tcW w:type="dxa" w:w="4917"/>
-            <w:shd w:fill="FFFFFF"/>
             <w:tcBorders>
               <w:top w:val="single" w:sz="5" w:color="D9E2EC"/>
               <w:left w:val="single" w:sz="5" w:color="D9E2EC"/>
@@ -17905,6 +17971,45 @@
         <w:t>Matched plus exception values reconcile to both sources; every unresolved item has a reason, age and owner; scenarios are driven by assumption cells; escalation items above the policy threshold are flagged.</w:t>
       </w:r>
     </w:p>
+    <w:tbl>
+      <w:tblPr>
+        <w:tblW w:type="auto" w:w="0"/>
+        <w:jc w:val="center"/>
+        <w:tblLook w:firstColumn="1" w:firstRow="1" w:lastColumn="0" w:lastRow="0" w:noHBand="0" w:noVBand="1" w:val="04A0"/>
+      </w:tblPr>
+      <w:tblGrid>
+        <w:gridCol w:w="9835"/>
+      </w:tblGrid>
+      <w:tr>
+        <w:tc>
+          <w:tcPr>
+            <w:tcW w:type="dxa" w:w="9835"/>
+            <w:shd w:fill="EAF7EE"/>
+            <w:tcBorders>
+              <w:top w:val="single" w:sz="5" w:color="00A6A6"/>
+              <w:left w:val="single" w:sz="5" w:color="00A6A6"/>
+              <w:bottom w:val="single" w:sz="5" w:color="00A6A6"/>
+              <w:right w:val="single" w:sz="5" w:color="00A6A6"/>
+              <w:insideH w:val="single" w:sz="5" w:color="00A6A6"/>
+              <w:insideV w:val="single" w:sz="5" w:color="00A6A6"/>
+            </w:tcBorders>
+          </w:tcPr>
+          <w:p>
+            <w:r>
+              <w:rPr>
+                <w:b/>
+                <w:color w:val="123A63"/>
+              </w:rPr>
+              <w:t>Test it</w:t>
+              <w:br/>
+            </w:r>
+            <w:r>
+              <w:t>Prove the lab worked before you move on: Matched plus exception values reconcile to both sources; every unresolved item has a reason, age and owner; scenarios are driven by assumption cells; escalation items above the policy threshold are flagged. If any part of that is not true, the lab is not finished, whatever the screen shows.</w:t>
+            </w:r>
+          </w:p>
+        </w:tc>
+      </w:tr>
+    </w:tbl>
     <w:p>
       <w:pPr>
         <w:pStyle w:val="Heading3"/>
@@ -17948,6 +18053,19 @@
       </w:pPr>
       <w:r>
         <w:t>Lab 7: Build the Finance SharePoint Site and Load Finance Data</w:t>
+      </w:r>
+    </w:p>
+    <w:p>
+      <w:pPr>
+        <w:pStyle w:val="Heading3"/>
+      </w:pPr>
+      <w:r>
+        <w:t>Goal</w:t>
+      </w:r>
+    </w:p>
+    <w:p>
+      <w:r>
+        <w:t>Create a governed finance site with typed lists and an approved document library.</w:t>
       </w:r>
     </w:p>
     <w:tbl>
@@ -18154,7 +18272,7 @@
           </w:tcPr>
           <w:p>
             <w:r>
-              <w:t>Objective</w:t>
+              <w:t>Output</w:t>
             </w:r>
           </w:p>
         </w:tc>
@@ -18174,54 +18292,57 @@
           </w:tcPr>
           <w:p>
             <w:r>
-              <w:t>Create a governed finance site with typed lists and an approved document library.</w:t>
-            </w:r>
-          </w:p>
-        </w:tc>
-      </w:tr>
-      <w:tr>
-        <w:tc>
-          <w:tcPr>
-            <w:tcW w:type="dxa" w:w="4917"/>
-            <w:shd w:fill="FFFFFF"/>
-            <w:tcBorders>
-              <w:top w:val="single" w:sz="5" w:color="D9E2EC"/>
-              <w:left w:val="single" w:sz="5" w:color="D9E2EC"/>
-              <w:bottom w:val="single" w:sz="5" w:color="D9E2EC"/>
-              <w:right w:val="single" w:sz="5" w:color="D9E2EC"/>
-              <w:insideH w:val="single" w:sz="5" w:color="D9E2EC"/>
-              <w:insideV w:val="single" w:sz="5" w:color="D9E2EC"/>
-            </w:tcBorders>
-            <w:vAlign w:val="top"/>
-          </w:tcPr>
-          <w:p>
-            <w:r>
-              <w:t>Output</w:t>
-            </w:r>
-          </w:p>
-        </w:tc>
-        <w:tc>
-          <w:tcPr>
-            <w:tcW w:type="dxa" w:w="4917"/>
-            <w:shd w:fill="FFFFFF"/>
-            <w:tcBorders>
-              <w:top w:val="single" w:sz="5" w:color="D9E2EC"/>
-              <w:left w:val="single" w:sz="5" w:color="D9E2EC"/>
-              <w:bottom w:val="single" w:sz="5" w:color="D9E2EC"/>
-              <w:right w:val="single" w:sz="5" w:color="D9E2EC"/>
-              <w:insideH w:val="single" w:sz="5" w:color="D9E2EC"/>
-              <w:insideV w:val="single" w:sz="5" w:color="D9E2EC"/>
-            </w:tcBorders>
-            <w:vAlign w:val="top"/>
-          </w:tcPr>
-          <w:p>
-            <w:r>
               <w:t>A finance site with policy and report libraries, typed lists and documented permissions.</w:t>
             </w:r>
           </w:p>
         </w:tc>
       </w:tr>
     </w:tbl>
+    <w:p>
+      <w:r>
+        <w:drawing>
+          <wp:inline xmlns:a="http://schemas.openxmlformats.org/drawingml/2006/main" xmlns:pic="http://schemas.openxmlformats.org/drawingml/2006/picture">
+            <wp:extent cx="5486400" cy="3401568"/>
+            <wp:docPr id="2" name="Picture 2"/>
+            <wp:cNvGraphicFramePr>
+              <a:graphicFrameLocks noChangeAspect="1"/>
+            </wp:cNvGraphicFramePr>
+            <a:graphic>
+              <a:graphicData uri="http://schemas.openxmlformats.org/drawingml/2006/picture">
+                <pic:pic>
+                  <pic:nvPicPr>
+                    <pic:cNvPr id="0" name="sharepoint-finance-site.png"/>
+                    <pic:cNvPicPr/>
+                  </pic:nvPicPr>
+                  <pic:blipFill>
+                    <a:blip r:embed="rId25"/>
+                    <a:stretch>
+                      <a:fillRect/>
+                    </a:stretch>
+                  </pic:blipFill>
+                  <pic:spPr>
+                    <a:xfrm>
+                      <a:off x="0" y="0"/>
+                      <a:ext cx="5486400" cy="3401568"/>
+                    </a:xfrm>
+                    <a:prstGeom prst="rect"/>
+                  </pic:spPr>
+                </pic:pic>
+              </a:graphicData>
+            </a:graphic>
+          </wp:inline>
+        </w:drawing>
+      </w:r>
+    </w:p>
+    <w:p>
+      <w:r>
+        <w:rPr>
+          <w:i/>
+          <w:sz w:val="18"/>
+        </w:rPr>
+        <w:t>Site Contents: two document libraries and seven typed finance lists.</w:t>
+      </w:r>
+    </w:p>
     <w:p>
       <w:pPr>
         <w:pStyle w:val="Heading3"/>
@@ -18811,6 +18932,45 @@
         <w:t>Both libraries and all seven lists exist with correct column types; row counts match the data pack; loaded data reconciles to the control totals; the permission review names each group and its justification.</w:t>
       </w:r>
     </w:p>
+    <w:tbl>
+      <w:tblPr>
+        <w:tblW w:type="auto" w:w="0"/>
+        <w:jc w:val="center"/>
+        <w:tblLook w:firstColumn="1" w:firstRow="1" w:lastColumn="0" w:lastRow="0" w:noHBand="0" w:noVBand="1" w:val="04A0"/>
+      </w:tblPr>
+      <w:tblGrid>
+        <w:gridCol w:w="9835"/>
+      </w:tblGrid>
+      <w:tr>
+        <w:tc>
+          <w:tcPr>
+            <w:tcW w:type="dxa" w:w="9835"/>
+            <w:shd w:fill="EAF7EE"/>
+            <w:tcBorders>
+              <w:top w:val="single" w:sz="5" w:color="00A6A6"/>
+              <w:left w:val="single" w:sz="5" w:color="00A6A6"/>
+              <w:bottom w:val="single" w:sz="5" w:color="00A6A6"/>
+              <w:right w:val="single" w:sz="5" w:color="00A6A6"/>
+              <w:insideH w:val="single" w:sz="5" w:color="00A6A6"/>
+              <w:insideV w:val="single" w:sz="5" w:color="00A6A6"/>
+            </w:tcBorders>
+          </w:tcPr>
+          <w:p>
+            <w:r>
+              <w:rPr>
+                <w:b/>
+                <w:color w:val="123A63"/>
+              </w:rPr>
+              <w:t>Test it</w:t>
+              <w:br/>
+            </w:r>
+            <w:r>
+              <w:t>Prove the lab worked before you move on: Both libraries and all seven lists exist with correct column types; row counts match the data pack; loaded data reconciles to the control totals; the permission review names each group and its justification. If any part of that is not true, the lab is not finished, whatever the screen shows.</w:t>
+            </w:r>
+          </w:p>
+        </w:tc>
+      </w:tr>
+    </w:tbl>
     <w:p>
       <w:pPr>
         <w:pStyle w:val="Heading3"/>
@@ -18854,6 +19014,19 @@
       </w:pPr>
       <w:r>
         <w:t>Lab 8: Ground a Finance Agent and Test Its Refusals</w:t>
+      </w:r>
+    </w:p>
+    <w:p>
+      <w:pPr>
+        <w:pStyle w:val="Heading3"/>
+      </w:pPr>
+      <w:r>
+        <w:t>Goal</w:t>
+      </w:r>
+    </w:p>
+    <w:p>
+      <w:r>
+        <w:t>Build a Copilot Studio agent grounded on approved finance content and prove it refuses correctly.</w:t>
       </w:r>
     </w:p>
     <w:tbl>
@@ -19060,7 +19233,7 @@
           </w:tcPr>
           <w:p>
             <w:r>
-              <w:t>Objective</w:t>
+              <w:t>Output</w:t>
             </w:r>
           </w:p>
         </w:tc>
@@ -19080,54 +19253,57 @@
           </w:tcPr>
           <w:p>
             <w:r>
-              <w:t>Build a Copilot Studio agent grounded on approved finance content and prove it refuses correctly.</w:t>
-            </w:r>
-          </w:p>
-        </w:tc>
-      </w:tr>
-      <w:tr>
-        <w:tc>
-          <w:tcPr>
-            <w:tcW w:type="dxa" w:w="4917"/>
-            <w:shd w:fill="FFFFFF"/>
-            <w:tcBorders>
-              <w:top w:val="single" w:sz="5" w:color="D9E2EC"/>
-              <w:left w:val="single" w:sz="5" w:color="D9E2EC"/>
-              <w:bottom w:val="single" w:sz="5" w:color="D9E2EC"/>
-              <w:right w:val="single" w:sz="5" w:color="D9E2EC"/>
-              <w:insideH w:val="single" w:sz="5" w:color="D9E2EC"/>
-              <w:insideV w:val="single" w:sz="5" w:color="D9E2EC"/>
-            </w:tcBorders>
-            <w:vAlign w:val="top"/>
-          </w:tcPr>
-          <w:p>
-            <w:r>
-              <w:t>Output</w:t>
-            </w:r>
-          </w:p>
-        </w:tc>
-        <w:tc>
-          <w:tcPr>
-            <w:tcW w:type="dxa" w:w="4917"/>
-            <w:shd w:fill="FFFFFF"/>
-            <w:tcBorders>
-              <w:top w:val="single" w:sz="5" w:color="D9E2EC"/>
-              <w:left w:val="single" w:sz="5" w:color="D9E2EC"/>
-              <w:bottom w:val="single" w:sz="5" w:color="D9E2EC"/>
-              <w:right w:val="single" w:sz="5" w:color="D9E2EC"/>
-              <w:insideH w:val="single" w:sz="5" w:color="D9E2EC"/>
-              <w:insideV w:val="single" w:sz="5" w:color="D9E2EC"/>
-            </w:tcBorders>
-            <w:vAlign w:val="top"/>
-          </w:tcPr>
-          <w:p>
-            <w:r>
               <w:t>A grounded finance agent and a completed UAT log including refusal evidence.</w:t>
             </w:r>
           </w:p>
         </w:tc>
       </w:tr>
     </w:tbl>
+    <w:p>
+      <w:r>
+        <w:drawing>
+          <wp:inline xmlns:a="http://schemas.openxmlformats.org/drawingml/2006/main" xmlns:pic="http://schemas.openxmlformats.org/drawingml/2006/picture">
+            <wp:extent cx="5486400" cy="3401568"/>
+            <wp:docPr id="3" name="Picture 3"/>
+            <wp:cNvGraphicFramePr>
+              <a:graphicFrameLocks noChangeAspect="1"/>
+            </wp:cNvGraphicFramePr>
+            <a:graphic>
+              <a:graphicData uri="http://schemas.openxmlformats.org/drawingml/2006/picture">
+                <pic:pic>
+                  <pic:nvPicPr>
+                    <pic:cNvPr id="0" name="cs-agents.png"/>
+                    <pic:cNvPicPr/>
+                  </pic:nvPicPr>
+                  <pic:blipFill>
+                    <a:blip r:embed="rId26"/>
+                    <a:stretch>
+                      <a:fillRect/>
+                    </a:stretch>
+                  </pic:blipFill>
+                  <pic:spPr>
+                    <a:xfrm>
+                      <a:off x="0" y="0"/>
+                      <a:ext cx="5486400" cy="3401568"/>
+                    </a:xfrm>
+                    <a:prstGeom prst="rect"/>
+                  </pic:spPr>
+                </pic:pic>
+              </a:graphicData>
+            </a:graphic>
+          </wp:inline>
+        </w:drawing>
+      </w:r>
+    </w:p>
+    <w:p>
+      <w:r>
+        <w:rPr>
+          <w:i/>
+          <w:sz w:val="18"/>
+        </w:rPr>
+        <w:t>The agents in the course Copilot Studio environment.</w:t>
+      </w:r>
+    </w:p>
     <w:p>
       <w:pPr>
         <w:pStyle w:val="Heading3"/>
@@ -19796,6 +19972,45 @@
         <w:t>The agent cites the correct document and effective date on positive tests; refuses on out-of-scope, unsupported and approval requests; the UAT log records evidence for every case; web search is removed.</w:t>
       </w:r>
     </w:p>
+    <w:tbl>
+      <w:tblPr>
+        <w:tblW w:type="auto" w:w="0"/>
+        <w:jc w:val="center"/>
+        <w:tblLook w:firstColumn="1" w:firstRow="1" w:lastColumn="0" w:lastRow="0" w:noHBand="0" w:noVBand="1" w:val="04A0"/>
+      </w:tblPr>
+      <w:tblGrid>
+        <w:gridCol w:w="9835"/>
+      </w:tblGrid>
+      <w:tr>
+        <w:tc>
+          <w:tcPr>
+            <w:tcW w:type="dxa" w:w="9835"/>
+            <w:shd w:fill="EAF7EE"/>
+            <w:tcBorders>
+              <w:top w:val="single" w:sz="5" w:color="00A6A6"/>
+              <w:left w:val="single" w:sz="5" w:color="00A6A6"/>
+              <w:bottom w:val="single" w:sz="5" w:color="00A6A6"/>
+              <w:right w:val="single" w:sz="5" w:color="00A6A6"/>
+              <w:insideH w:val="single" w:sz="5" w:color="00A6A6"/>
+              <w:insideV w:val="single" w:sz="5" w:color="00A6A6"/>
+            </w:tcBorders>
+          </w:tcPr>
+          <w:p>
+            <w:r>
+              <w:rPr>
+                <w:b/>
+                <w:color w:val="123A63"/>
+              </w:rPr>
+              <w:t>Test it</w:t>
+              <w:br/>
+            </w:r>
+            <w:r>
+              <w:t>Prove the lab worked before you move on: The agent cites the correct document and effective date on positive tests; refuses on out-of-scope, unsupported and approval requests; the UAT log records evidence for every case; web search is removed. If any part of that is not true, the lab is not finished, whatever the screen shows.</w:t>
+            </w:r>
+          </w:p>
+        </w:tc>
+      </w:tr>
+    </w:tbl>
     <w:p>
       <w:pPr>
         <w:pStyle w:val="Heading3"/>
@@ -19839,6 +20054,19 @@
       </w:pPr>
       <w:r>
         <w:t>Lab 9: Create the Environment and a Finance Agent Flow</w:t>
+      </w:r>
+    </w:p>
+    <w:p>
+      <w:pPr>
+        <w:pStyle w:val="Heading3"/>
+      </w:pPr>
+      <w:r>
+        <w:t>Goal</w:t>
+      </w:r>
+    </w:p>
+    <w:p>
+      <w:r>
+        <w:t>Provision a governed environment and build an agent flow that reads approved finance data.</w:t>
       </w:r>
     </w:p>
     <w:tbl>
@@ -20045,7 +20273,7 @@
           </w:tcPr>
           <w:p>
             <w:r>
-              <w:t>Objective</w:t>
+              <w:t>Output</w:t>
             </w:r>
           </w:p>
         </w:tc>
@@ -20053,48 +20281,6 @@
           <w:tcPr>
             <w:tcW w:type="dxa" w:w="4917"/>
             <w:shd w:fill="F7FAFC"/>
-            <w:tcBorders>
-              <w:top w:val="single" w:sz="5" w:color="D9E2EC"/>
-              <w:left w:val="single" w:sz="5" w:color="D9E2EC"/>
-              <w:bottom w:val="single" w:sz="5" w:color="D9E2EC"/>
-              <w:right w:val="single" w:sz="5" w:color="D9E2EC"/>
-              <w:insideH w:val="single" w:sz="5" w:color="D9E2EC"/>
-              <w:insideV w:val="single" w:sz="5" w:color="D9E2EC"/>
-            </w:tcBorders>
-            <w:vAlign w:val="top"/>
-          </w:tcPr>
-          <w:p>
-            <w:r>
-              <w:t>Provision a governed environment and build an agent flow that reads approved finance data.</w:t>
-            </w:r>
-          </w:p>
-        </w:tc>
-      </w:tr>
-      <w:tr>
-        <w:tc>
-          <w:tcPr>
-            <w:tcW w:type="dxa" w:w="4917"/>
-            <w:shd w:fill="FFFFFF"/>
-            <w:tcBorders>
-              <w:top w:val="single" w:sz="5" w:color="D9E2EC"/>
-              <w:left w:val="single" w:sz="5" w:color="D9E2EC"/>
-              <w:bottom w:val="single" w:sz="5" w:color="D9E2EC"/>
-              <w:right w:val="single" w:sz="5" w:color="D9E2EC"/>
-              <w:insideH w:val="single" w:sz="5" w:color="D9E2EC"/>
-              <w:insideV w:val="single" w:sz="5" w:color="D9E2EC"/>
-            </w:tcBorders>
-            <w:vAlign w:val="top"/>
-          </w:tcPr>
-          <w:p>
-            <w:r>
-              <w:t>Output</w:t>
-            </w:r>
-          </w:p>
-        </w:tc>
-        <w:tc>
-          <w:tcPr>
-            <w:tcW w:type="dxa" w:w="4917"/>
-            <w:shd w:fill="FFFFFF"/>
             <w:tcBorders>
               <w:top w:val="single" w:sz="5" w:color="D9E2EC"/>
               <w:left w:val="single" w:sz="5" w:color="D9E2EC"/>
@@ -20718,6 +20904,45 @@
         <w:t>The environment exists with Dataverse and a billing plan; the flow is published and runs green; the run history shows the SharePoint action returning rows; the flow appears as a tool on the agent.</w:t>
       </w:r>
     </w:p>
+    <w:tbl>
+      <w:tblPr>
+        <w:tblW w:type="auto" w:w="0"/>
+        <w:jc w:val="center"/>
+        <w:tblLook w:firstColumn="1" w:firstRow="1" w:lastColumn="0" w:lastRow="0" w:noHBand="0" w:noVBand="1" w:val="04A0"/>
+      </w:tblPr>
+      <w:tblGrid>
+        <w:gridCol w:w="9835"/>
+      </w:tblGrid>
+      <w:tr>
+        <w:tc>
+          <w:tcPr>
+            <w:tcW w:type="dxa" w:w="9835"/>
+            <w:shd w:fill="EAF7EE"/>
+            <w:tcBorders>
+              <w:top w:val="single" w:sz="5" w:color="00A6A6"/>
+              <w:left w:val="single" w:sz="5" w:color="00A6A6"/>
+              <w:bottom w:val="single" w:sz="5" w:color="00A6A6"/>
+              <w:right w:val="single" w:sz="5" w:color="00A6A6"/>
+              <w:insideH w:val="single" w:sz="5" w:color="00A6A6"/>
+              <w:insideV w:val="single" w:sz="5" w:color="00A6A6"/>
+            </w:tcBorders>
+          </w:tcPr>
+          <w:p>
+            <w:r>
+              <w:rPr>
+                <w:b/>
+                <w:color w:val="123A63"/>
+              </w:rPr>
+              <w:t>Test it</w:t>
+              <w:br/>
+            </w:r>
+            <w:r>
+              <w:t>Prove the lab worked before you move on: The environment exists with Dataverse and a billing plan; the flow is published and runs green; the run history shows the SharePoint action returning rows; the flow appears as a tool on the agent. If any part of that is not true, the lab is not finished, whatever the screen shows.</w:t>
+            </w:r>
+          </w:p>
+        </w:tc>
+      </w:tr>
+    </w:tbl>
     <w:p>
       <w:pPr>
         <w:pStyle w:val="Heading3"/>
@@ -20761,6 +20986,19 @@
       </w:pPr>
       <w:r>
         <w:t>Lab 10: Add a Human Approval Gate to a Finance Workflow</w:t>
+      </w:r>
+    </w:p>
+    <w:p>
+      <w:pPr>
+        <w:pStyle w:val="Heading3"/>
+      </w:pPr>
+      <w:r>
+        <w:t>Goal</w:t>
+      </w:r>
+    </w:p>
+    <w:p>
+      <w:r>
+        <w:t>Build a blocking human-in-the-loop approval gate and prove that inaction fails safe.</w:t>
       </w:r>
     </w:p>
     <w:tbl>
@@ -20967,7 +21205,7 @@
           </w:tcPr>
           <w:p>
             <w:r>
-              <w:t>Objective</w:t>
+              <w:t>Output</w:t>
             </w:r>
           </w:p>
         </w:tc>
@@ -20975,48 +21213,6 @@
           <w:tcPr>
             <w:tcW w:type="dxa" w:w="4917"/>
             <w:shd w:fill="F7FAFC"/>
-            <w:tcBorders>
-              <w:top w:val="single" w:sz="5" w:color="D9E2EC"/>
-              <w:left w:val="single" w:sz="5" w:color="D9E2EC"/>
-              <w:bottom w:val="single" w:sz="5" w:color="D9E2EC"/>
-              <w:right w:val="single" w:sz="5" w:color="D9E2EC"/>
-              <w:insideH w:val="single" w:sz="5" w:color="D9E2EC"/>
-              <w:insideV w:val="single" w:sz="5" w:color="D9E2EC"/>
-            </w:tcBorders>
-            <w:vAlign w:val="top"/>
-          </w:tcPr>
-          <w:p>
-            <w:r>
-              <w:t>Build a blocking human-in-the-loop approval gate and prove that inaction fails safe.</w:t>
-            </w:r>
-          </w:p>
-        </w:tc>
-      </w:tr>
-      <w:tr>
-        <w:tc>
-          <w:tcPr>
-            <w:tcW w:type="dxa" w:w="4917"/>
-            <w:shd w:fill="FFFFFF"/>
-            <w:tcBorders>
-              <w:top w:val="single" w:sz="5" w:color="D9E2EC"/>
-              <w:left w:val="single" w:sz="5" w:color="D9E2EC"/>
-              <w:bottom w:val="single" w:sz="5" w:color="D9E2EC"/>
-              <w:right w:val="single" w:sz="5" w:color="D9E2EC"/>
-              <w:insideH w:val="single" w:sz="5" w:color="D9E2EC"/>
-              <w:insideV w:val="single" w:sz="5" w:color="D9E2EC"/>
-            </w:tcBorders>
-            <w:vAlign w:val="top"/>
-          </w:tcPr>
-          <w:p>
-            <w:r>
-              <w:t>Output</w:t>
-            </w:r>
-          </w:p>
-        </w:tc>
-        <w:tc>
-          <w:tcPr>
-            <w:tcW w:type="dxa" w:w="4917"/>
-            <w:shd w:fill="FFFFFF"/>
             <w:tcBorders>
               <w:top w:val="single" w:sz="5" w:color="D9E2EC"/>
               <w:left w:val="single" w:sz="5" w:color="D9E2EC"/>
@@ -21671,6 +21867,45 @@
         <w:t>The gate blocks until a person responds; both approval and rejection paths are evidenced; the draft is logged before the gate; the default is fail-safe and the learner can explain why.</w:t>
       </w:r>
     </w:p>
+    <w:tbl>
+      <w:tblPr>
+        <w:tblW w:type="auto" w:w="0"/>
+        <w:jc w:val="center"/>
+        <w:tblLook w:firstColumn="1" w:firstRow="1" w:lastColumn="0" w:lastRow="0" w:noHBand="0" w:noVBand="1" w:val="04A0"/>
+      </w:tblPr>
+      <w:tblGrid>
+        <w:gridCol w:w="9835"/>
+      </w:tblGrid>
+      <w:tr>
+        <w:tc>
+          <w:tcPr>
+            <w:tcW w:type="dxa" w:w="9835"/>
+            <w:shd w:fill="EAF7EE"/>
+            <w:tcBorders>
+              <w:top w:val="single" w:sz="5" w:color="00A6A6"/>
+              <w:left w:val="single" w:sz="5" w:color="00A6A6"/>
+              <w:bottom w:val="single" w:sz="5" w:color="00A6A6"/>
+              <w:right w:val="single" w:sz="5" w:color="00A6A6"/>
+              <w:insideH w:val="single" w:sz="5" w:color="00A6A6"/>
+              <w:insideV w:val="single" w:sz="5" w:color="00A6A6"/>
+            </w:tcBorders>
+          </w:tcPr>
+          <w:p>
+            <w:r>
+              <w:rPr>
+                <w:b/>
+                <w:color w:val="123A63"/>
+              </w:rPr>
+              <w:t>Test it</w:t>
+              <w:br/>
+            </w:r>
+            <w:r>
+              <w:t>Prove the lab worked before you move on: The gate blocks until a person responds; both approval and rejection paths are evidenced; the draft is logged before the gate; the default is fail-safe and the learner can explain why. If any part of that is not true, the lab is not finished, whatever the screen shows.</w:t>
+            </w:r>
+          </w:p>
+        </w:tc>
+      </w:tr>
+    </w:tbl>
     <w:p>
       <w:pPr>
         <w:pStyle w:val="Heading3"/>
@@ -21714,6 +21949,19 @@
       </w:pPr>
       <w:r>
         <w:t>Lab 11: Orchestrate a Multi-Agent Month-End Close</w:t>
+      </w:r>
+    </w:p>
+    <w:p>
+      <w:pPr>
+        <w:pStyle w:val="Heading3"/>
+      </w:pPr>
+      <w:r>
+        <w:t>Goal</w:t>
+      </w:r>
+    </w:p>
+    <w:p>
+      <w:r>
+        <w:t>Build a supervisor with connected specialist agents and prove the routing and the escalation.</w:t>
       </w:r>
     </w:p>
     <w:tbl>
@@ -21920,7 +22168,7 @@
           </w:tcPr>
           <w:p>
             <w:r>
-              <w:t>Objective</w:t>
+              <w:t>Output</w:t>
             </w:r>
           </w:p>
         </w:tc>
@@ -21940,54 +22188,57 @@
           </w:tcPr>
           <w:p>
             <w:r>
-              <w:t>Build a supervisor with connected specialist agents and prove the routing and the escalation.</w:t>
-            </w:r>
-          </w:p>
-        </w:tc>
-      </w:tr>
-      <w:tr>
-        <w:tc>
-          <w:tcPr>
-            <w:tcW w:type="dxa" w:w="4917"/>
-            <w:shd w:fill="FFFFFF"/>
-            <w:tcBorders>
-              <w:top w:val="single" w:sz="5" w:color="D9E2EC"/>
-              <w:left w:val="single" w:sz="5" w:color="D9E2EC"/>
-              <w:bottom w:val="single" w:sz="5" w:color="D9E2EC"/>
-              <w:right w:val="single" w:sz="5" w:color="D9E2EC"/>
-              <w:insideH w:val="single" w:sz="5" w:color="D9E2EC"/>
-              <w:insideV w:val="single" w:sz="5" w:color="D9E2EC"/>
-            </w:tcBorders>
-            <w:vAlign w:val="top"/>
-          </w:tcPr>
-          <w:p>
-            <w:r>
-              <w:t>Output</w:t>
-            </w:r>
-          </w:p>
-        </w:tc>
-        <w:tc>
-          <w:tcPr>
-            <w:tcW w:type="dxa" w:w="4917"/>
-            <w:shd w:fill="FFFFFF"/>
-            <w:tcBorders>
-              <w:top w:val="single" w:sz="5" w:color="D9E2EC"/>
-              <w:left w:val="single" w:sz="5" w:color="D9E2EC"/>
-              <w:bottom w:val="single" w:sz="5" w:color="D9E2EC"/>
-              <w:right w:val="single" w:sz="5" w:color="D9E2EC"/>
-              <w:insideH w:val="single" w:sz="5" w:color="D9E2EC"/>
-              <w:insideV w:val="single" w:sz="5" w:color="D9E2EC"/>
-            </w:tcBorders>
-            <w:vAlign w:val="top"/>
-          </w:tcPr>
-          <w:p>
-            <w:r>
               <w:t>A working supervisor, a handoff contract, routing tests and an escalation path.</w:t>
             </w:r>
           </w:p>
         </w:tc>
       </w:tr>
     </w:tbl>
+    <w:p>
+      <w:r>
+        <w:drawing>
+          <wp:inline xmlns:a="http://schemas.openxmlformats.org/drawingml/2006/main" xmlns:pic="http://schemas.openxmlformats.org/drawingml/2006/picture">
+            <wp:extent cx="5486400" cy="3401568"/>
+            <wp:docPr id="4" name="Picture 4"/>
+            <wp:cNvGraphicFramePr>
+              <a:graphicFrameLocks noChangeAspect="1"/>
+            </wp:cNvGraphicFramePr>
+            <a:graphic>
+              <a:graphicData uri="http://schemas.openxmlformats.org/drawingml/2006/picture">
+                <pic:pic>
+                  <pic:nvPicPr>
+                    <pic:cNvPr id="0" name="cs-supervisor.png"/>
+                    <pic:cNvPicPr/>
+                  </pic:nvPicPr>
+                  <pic:blipFill>
+                    <a:blip r:embed="rId27"/>
+                    <a:stretch>
+                      <a:fillRect/>
+                    </a:stretch>
+                  </pic:blipFill>
+                  <pic:spPr>
+                    <a:xfrm>
+                      <a:off x="0" y="0"/>
+                      <a:ext cx="5486400" cy="3401568"/>
+                    </a:xfrm>
+                    <a:prstGeom prst="rect"/>
+                  </pic:spPr>
+                </pic:pic>
+              </a:graphicData>
+            </a:graphic>
+          </wp:inline>
+        </w:drawing>
+      </w:r>
+    </w:p>
+    <w:p>
+      <w:r>
+        <w:rPr>
+          <w:i/>
+          <w:sz w:val="18"/>
+        </w:rPr>
+        <w:t>The supervisor holding four specialists as connected agents.</w:t>
+      </w:r>
+    </w:p>
     <w:p>
       <w:pPr>
         <w:pStyle w:val="Heading3"/>
@@ -22679,6 +22930,45 @@
         <w:t>Each routing test reaches the correct specialist; the supervisor preserves specialist figures and caveats; a missing-data case is reported as blocked rather than answered; no agent can approve, post or send.</w:t>
       </w:r>
     </w:p>
+    <w:tbl>
+      <w:tblPr>
+        <w:tblW w:type="auto" w:w="0"/>
+        <w:jc w:val="center"/>
+        <w:tblLook w:firstColumn="1" w:firstRow="1" w:lastColumn="0" w:lastRow="0" w:noHBand="0" w:noVBand="1" w:val="04A0"/>
+      </w:tblPr>
+      <w:tblGrid>
+        <w:gridCol w:w="9835"/>
+      </w:tblGrid>
+      <w:tr>
+        <w:tc>
+          <w:tcPr>
+            <w:tcW w:type="dxa" w:w="9835"/>
+            <w:shd w:fill="EAF7EE"/>
+            <w:tcBorders>
+              <w:top w:val="single" w:sz="5" w:color="00A6A6"/>
+              <w:left w:val="single" w:sz="5" w:color="00A6A6"/>
+              <w:bottom w:val="single" w:sz="5" w:color="00A6A6"/>
+              <w:right w:val="single" w:sz="5" w:color="00A6A6"/>
+              <w:insideH w:val="single" w:sz="5" w:color="00A6A6"/>
+              <w:insideV w:val="single" w:sz="5" w:color="00A6A6"/>
+            </w:tcBorders>
+          </w:tcPr>
+          <w:p>
+            <w:r>
+              <w:rPr>
+                <w:b/>
+                <w:color w:val="123A63"/>
+              </w:rPr>
+              <w:t>Test it</w:t>
+              <w:br/>
+            </w:r>
+            <w:r>
+              <w:t>Prove the lab worked before you move on: Each routing test reaches the correct specialist; the supervisor preserves specialist figures and caveats; a missing-data case is reported as blocked rather than answered; no agent can approve, post or send. If any part of that is not true, the lab is not finished, whatever the screen shows.</w:t>
+            </w:r>
+          </w:p>
+        </w:tc>
+      </w:tr>
+    </w:tbl>
     <w:p>
       <w:pPr>
         <w:pStyle w:val="Heading3"/>
@@ -22722,6 +23012,19 @@
       </w:pPr>
       <w:r>
         <w:t>Lab 12: Secure a Finance Agent for PDPA and Human Oversight</w:t>
+      </w:r>
+    </w:p>
+    <w:p>
+      <w:pPr>
+        <w:pStyle w:val="Heading3"/>
+      </w:pPr>
+      <w:r>
+        <w:t>Goal</w:t>
+      </w:r>
+    </w:p>
+    <w:p>
+      <w:r>
+        <w:t>Apply PDPA, data-classification, security and oversight controls, then decide whether the agent may be published.</w:t>
       </w:r>
     </w:p>
     <w:tbl>
@@ -22928,7 +23231,7 @@
           </w:tcPr>
           <w:p>
             <w:r>
-              <w:t>Objective</w:t>
+              <w:t>Output</w:t>
             </w:r>
           </w:p>
         </w:tc>
@@ -22948,54 +23251,57 @@
           </w:tcPr>
           <w:p>
             <w:r>
-              <w:t>Apply PDPA, data-classification, security and oversight controls, then decide whether the agent may be published.</w:t>
-            </w:r>
-          </w:p>
-        </w:tc>
-      </w:tr>
-      <w:tr>
-        <w:tc>
-          <w:tcPr>
-            <w:tcW w:type="dxa" w:w="4917"/>
-            <w:shd w:fill="FFFFFF"/>
-            <w:tcBorders>
-              <w:top w:val="single" w:sz="5" w:color="D9E2EC"/>
-              <w:left w:val="single" w:sz="5" w:color="D9E2EC"/>
-              <w:bottom w:val="single" w:sz="5" w:color="D9E2EC"/>
-              <w:right w:val="single" w:sz="5" w:color="D9E2EC"/>
-              <w:insideH w:val="single" w:sz="5" w:color="D9E2EC"/>
-              <w:insideV w:val="single" w:sz="5" w:color="D9E2EC"/>
-            </w:tcBorders>
-            <w:vAlign w:val="top"/>
-          </w:tcPr>
-          <w:p>
-            <w:r>
-              <w:t>Output</w:t>
-            </w:r>
-          </w:p>
-        </w:tc>
-        <w:tc>
-          <w:tcPr>
-            <w:tcW w:type="dxa" w:w="4917"/>
-            <w:shd w:fill="FFFFFF"/>
-            <w:tcBorders>
-              <w:top w:val="single" w:sz="5" w:color="D9E2EC"/>
-              <w:left w:val="single" w:sz="5" w:color="D9E2EC"/>
-              <w:bottom w:val="single" w:sz="5" w:color="D9E2EC"/>
-              <w:right w:val="single" w:sz="5" w:color="D9E2EC"/>
-              <w:insideH w:val="single" w:sz="5" w:color="D9E2EC"/>
-              <w:insideV w:val="single" w:sz="5" w:color="D9E2EC"/>
-            </w:tcBorders>
-            <w:vAlign w:val="top"/>
-          </w:tcPr>
-          <w:p>
-            <w:r>
               <w:t>A completed security and PDPA review with adversarial test evidence and a publish decision.</w:t>
             </w:r>
           </w:p>
         </w:tc>
       </w:tr>
     </w:tbl>
+    <w:p>
+      <w:r>
+        <w:drawing>
+          <wp:inline xmlns:a="http://schemas.openxmlformats.org/drawingml/2006/main" xmlns:pic="http://schemas.openxmlformats.org/drawingml/2006/picture">
+            <wp:extent cx="5486400" cy="3401568"/>
+            <wp:docPr id="5" name="Picture 5"/>
+            <wp:cNvGraphicFramePr>
+              <a:graphicFrameLocks noChangeAspect="1"/>
+            </wp:cNvGraphicFramePr>
+            <a:graphic>
+              <a:graphicData uri="http://schemas.openxmlformats.org/drawingml/2006/picture">
+                <pic:pic>
+                  <pic:nvPicPr>
+                    <pic:cNvPr id="0" name="cs-agents.png"/>
+                    <pic:cNvPicPr/>
+                  </pic:nvPicPr>
+                  <pic:blipFill>
+                    <a:blip r:embed="rId26"/>
+                    <a:stretch>
+                      <a:fillRect/>
+                    </a:stretch>
+                  </pic:blipFill>
+                  <pic:spPr>
+                    <a:xfrm>
+                      <a:off x="0" y="0"/>
+                      <a:ext cx="5486400" cy="3401568"/>
+                    </a:xfrm>
+                    <a:prstGeom prst="rect"/>
+                  </pic:spPr>
+                </pic:pic>
+              </a:graphicData>
+            </a:graphic>
+          </wp:inline>
+        </w:drawing>
+      </w:r>
+    </w:p>
+    <w:p>
+      <w:r>
+        <w:rPr>
+          <w:i/>
+          <w:sz w:val="18"/>
+        </w:rPr>
+        <w:t>Every agent needs a named owner, a scope and a review date.</w:t>
+      </w:r>
+    </w:p>
     <w:p>
       <w:pPr>
         <w:pStyle w:val="Heading3"/>
@@ -23703,6 +24009,45 @@
         <w:t>Every high risk has a preventive and a detective control with test evidence; the PDPA review is complete with a named DPO; no restricted data is in scope; adversarial tests are evidenced; the recommendation names a residual risk and an accountable owner.</w:t>
       </w:r>
     </w:p>
+    <w:tbl>
+      <w:tblPr>
+        <w:tblW w:type="auto" w:w="0"/>
+        <w:jc w:val="center"/>
+        <w:tblLook w:firstColumn="1" w:firstRow="1" w:lastColumn="0" w:lastRow="0" w:noHBand="0" w:noVBand="1" w:val="04A0"/>
+      </w:tblPr>
+      <w:tblGrid>
+        <w:gridCol w:w="9835"/>
+      </w:tblGrid>
+      <w:tr>
+        <w:tc>
+          <w:tcPr>
+            <w:tcW w:type="dxa" w:w="9835"/>
+            <w:shd w:fill="EAF7EE"/>
+            <w:tcBorders>
+              <w:top w:val="single" w:sz="5" w:color="00A6A6"/>
+              <w:left w:val="single" w:sz="5" w:color="00A6A6"/>
+              <w:bottom w:val="single" w:sz="5" w:color="00A6A6"/>
+              <w:right w:val="single" w:sz="5" w:color="00A6A6"/>
+              <w:insideH w:val="single" w:sz="5" w:color="00A6A6"/>
+              <w:insideV w:val="single" w:sz="5" w:color="00A6A6"/>
+            </w:tcBorders>
+          </w:tcPr>
+          <w:p>
+            <w:r>
+              <w:rPr>
+                <w:b/>
+                <w:color w:val="123A63"/>
+              </w:rPr>
+              <w:t>Test it</w:t>
+              <w:br/>
+            </w:r>
+            <w:r>
+              <w:t>Prove the lab worked before you move on: Every high risk has a preventive and a detective control with test evidence; the PDPA review is complete with a named DPO; no restricted data is in scope; adversarial tests are evidenced; the recommendation names a residual risk and an accountable owner. If any part of that is not true, the lab is not finished, whatever the screen shows.</w:t>
+            </w:r>
+          </w:p>
+        </w:tc>
+      </w:tr>
+    </w:tbl>
     <w:p>
       <w:pPr>
         <w:pStyle w:val="Heading3"/>
@@ -24071,7 +24416,7 @@
       </w:r>
     </w:p>
     <w:p>
-      <w:hyperlink r:id="rId25">
+      <w:hyperlink r:id="rId28">
         <w:r>
           <w:rPr>
             <w:color w:val="1473E6"/>
@@ -24082,7 +24427,7 @@
       </w:hyperlink>
     </w:p>
     <w:p>
-      <w:hyperlink r:id="rId26">
+      <w:hyperlink r:id="rId29">
         <w:r>
           <w:rPr>
             <w:color w:val="1473E6"/>
@@ -24093,7 +24438,7 @@
       </w:hyperlink>
     </w:p>
     <w:p>
-      <w:hyperlink r:id="rId27">
+      <w:hyperlink r:id="rId30">
         <w:r>
           <w:rPr>
             <w:color w:val="1473E6"/>
@@ -24104,7 +24449,7 @@
       </w:hyperlink>
     </w:p>
     <w:p>
-      <w:hyperlink r:id="rId28">
+      <w:hyperlink r:id="rId31">
         <w:r>
           <w:rPr>
             <w:color w:val="1473E6"/>
@@ -24115,7 +24460,7 @@
       </w:hyperlink>
     </w:p>
     <w:p>
-      <w:hyperlink r:id="rId29">
+      <w:hyperlink r:id="rId32">
         <w:r>
           <w:rPr>
             <w:color w:val="1473E6"/>
@@ -24126,7 +24471,7 @@
       </w:hyperlink>
     </w:p>
     <w:p>
-      <w:hyperlink r:id="rId30">
+      <w:hyperlink r:id="rId33">
         <w:r>
           <w:rPr>
             <w:color w:val="1473E6"/>
@@ -24170,7 +24515,7 @@
       </w:hyperlink>
     </w:p>
     <w:p>
-      <w:hyperlink r:id="rId31">
+      <w:hyperlink r:id="rId34">
         <w:r>
           <w:rPr>
             <w:color w:val="1473E6"/>
@@ -24181,7 +24526,7 @@
       </w:hyperlink>
     </w:p>
     <w:p>
-      <w:hyperlink r:id="rId32">
+      <w:hyperlink r:id="rId35">
         <w:r>
           <w:rPr>
             <w:color w:val="1473E6"/>
@@ -24192,7 +24537,7 @@
       </w:hyperlink>
     </w:p>
     <w:p>
-      <w:hyperlink r:id="rId33">
+      <w:hyperlink r:id="rId36">
         <w:r>
           <w:rPr>
             <w:color w:val="1473E6"/>
@@ -24203,7 +24548,7 @@
       </w:hyperlink>
     </w:p>
     <w:p>
-      <w:hyperlink r:id="rId34">
+      <w:hyperlink r:id="rId37">
         <w:r>
           <w:rPr>
             <w:color w:val="1473E6"/>
@@ -24214,7 +24559,7 @@
       </w:hyperlink>
     </w:p>
     <w:p>
-      <w:hyperlink r:id="rId35">
+      <w:hyperlink r:id="rId38">
         <w:r>
           <w:rPr>
             <w:color w:val="1473E6"/>
@@ -24225,7 +24570,7 @@
       </w:hyperlink>
     </w:p>
     <w:p>
-      <w:hyperlink r:id="rId36">
+      <w:hyperlink r:id="rId39">
         <w:r>
           <w:rPr>
             <w:color w:val="1473E6"/>
@@ -24236,7 +24581,7 @@
       </w:hyperlink>
     </w:p>
     <w:p>
-      <w:hyperlink r:id="rId37">
+      <w:hyperlink r:id="rId40">
         <w:r>
           <w:rPr>
             <w:color w:val="1473E6"/>
@@ -24247,7 +24592,7 @@
       </w:hyperlink>
     </w:p>
     <w:p>
-      <w:hyperlink r:id="rId38">
+      <w:hyperlink r:id="rId41">
         <w:r>
           <w:rPr>
             <w:color w:val="1473E6"/>

--- a/courseware/LG-TGS-2026065050-Generative AI for Finance and Fintech-Learner-Guide-v5.0.docx
+++ b/courseware/LG-TGS-2026065050-Generative AI for Finance and Fintech-Learner-Guide-v5.0.docx
@@ -12783,7 +12783,7 @@
               <w:br/>
             </w:r>
             <w:r>
-              <w:t>All twelve labs use one synthetic organisation. Learners progress from use-case selection to Excel analysis, agent design, UAT, fraud/security and an economically governed roadmap.</w:t>
+              <w:t>All twelve labs use one synthetic organisation. Learners progress from classifying AI types, through Copilot in Word, PowerPoint and Excel, to a governed SharePoint site, grounded agents, workflows with human approval, multi-agent orchestration, and a PDPA and security review.</w:t>
             </w:r>
           </w:p>
         </w:tc>

--- a/courseware/LG-TGS-2026065050-Generative AI for Finance and Fintech-Learner-Guide-v5.0.docx
+++ b/courseware/LG-TGS-2026065050-Generative AI for Finance and Fintech-Learner-Guide-v5.0.docx
@@ -20565,15 +20565,31 @@
         <w:pStyle w:val="ListBullet"/>
       </w:pPr>
       <w:r>
-        <w:t>In Copilot Studio, create a workflow and name it ending in (DO NOT DELETE).</w:t>
-      </w:r>
-    </w:p>
-    <w:p>
-      <w:pPr>
-        <w:pStyle w:val="ListBullet"/>
-      </w:pPr>
-      <w:r>
-        <w:t>Choose the trigger When an agent calls the workflow. Only this trigger makes the flow selectable as an agent tool.</w:t>
+        <w:t>In Copilot Studio open Workflows and create one, naming it ending in (DO NOT DELETE).</w:t>
+      </w:r>
+    </w:p>
+    <w:p>
+      <w:pPr>
+        <w:pStyle w:val="ListBullet"/>
+      </w:pPr>
+      <w:r>
+        <w:t>Open the trigger and change the type from Manual to When an agent calls the workflow.</w:t>
+      </w:r>
+    </w:p>
+    <w:p>
+      <w:pPr>
+        <w:pStyle w:val="ListBullet"/>
+      </w:pPr>
+      <w:r>
+        <w:t>The Add-tool dialog on an agent says it outright: only workflows using that trigger are shown, and Power Automate cloud flows are not supported. Publishing alone is not enough.</w:t>
+      </w:r>
+    </w:p>
+    <w:p>
+      <w:pPr>
+        <w:pStyle w:val="ListBullet"/>
+      </w:pPr>
+      <w:r>
+        <w:t>Add a typed input the agent will pass in, such as AgeingBucket as Text.</w:t>
       </w:r>
     </w:p>
     <w:tbl>
@@ -20770,15 +20786,31 @@
         <w:pStyle w:val="ListBullet"/>
       </w:pPr>
       <w:r>
-        <w:t>Publish the flow, then add it as a tool on your agent.</w:t>
-      </w:r>
-    </w:p>
-    <w:p>
-      <w:pPr>
-        <w:pStyle w:val="ListBullet"/>
-      </w:pPr>
-      <w:r>
-        <w:t>Only published flows appear in the tool picker. An unpublished flow is greyed out.</w:t>
+        <w:t>Add a Respond to the agent node and define a typed output, then bind it to the Get items Value array with the picker.</w:t>
+      </w:r>
+    </w:p>
+    <w:p>
+      <w:pPr>
+        <w:pStyle w:val="ListBullet"/>
+      </w:pPr>
+      <w:r>
+        <w:t>Save, then Publish. Publishing takes 30 to 60 seconds and the status pill must read Published.</w:t>
+      </w:r>
+    </w:p>
+    <w:p>
+      <w:pPr>
+        <w:pStyle w:val="ListBullet"/>
+      </w:pPr>
+      <w:r>
+        <w:t>Open your agent, choose Tools, Add a tool, then the Workflows category, and select your flow.</w:t>
+      </w:r>
+    </w:p>
+    <w:p>
+      <w:pPr>
+        <w:pStyle w:val="ListBullet"/>
+      </w:pPr>
+      <w:r>
+        <w:t>Only published flows with the agent trigger appear there. Save and republish the agent afterwards.</w:t>
       </w:r>
     </w:p>
     <w:tbl>
@@ -21410,7 +21442,15 @@
         <w:pStyle w:val="ListBullet"/>
       </w:pPr>
       <w:r>
-        <w:t>Add a Human review node. Define two inputs: an Outcome as Yes/No and an approver name as Text.</w:t>
+        <w:t>Add a Human review node. It needs its own connection first: choose Not connected, then Create new connection, then Create.</w:t>
+      </w:r>
+    </w:p>
+    <w:p>
+      <w:pPr>
+        <w:pStyle w:val="ListBullet"/>
+      </w:pPr>
+      <w:r>
+        <w:t>Define two inputs: Outcome as Yes/No and ApproverName as Text.</w:t>
       </w:r>
     </w:p>
     <w:p>
@@ -21419,6 +21459,14 @@
       </w:pPr>
       <w:r>
         <w:t>The node will not save with zero inputs, and there is no built-in outcome property to reference.</w:t>
+      </w:r>
+    </w:p>
+    <w:p>
+      <w:pPr>
+        <w:pStyle w:val="ListBullet"/>
+      </w:pPr>
+      <w:r>
+        <w:t>The type picker offers Text, Yes/No, Email, Number and Date. There is no Choice type, so put the approve/reject meaning in the Message text.</w:t>
       </w:r>
     </w:p>
     <w:tbl>
